--- a/10/tendencii-razvitiya/Вариант 08.docx
+++ b/10/tendencii-razvitiya/Вариант 08.docx
@@ -85,7 +85,27 @@
     </w:p>
     <w:p>
       <w:r>
+        <w:t>1.1. Обслуживание дисков.....................................3</w:t>
+      </w:r>
+    </w:p>
+    <w:p>
+      <w:r>
+        <w:t>1.2. Архивация и резервное копирование.......................3</w:t>
+      </w:r>
+    </w:p>
+    <w:p>
+      <w:r>
         <w:t>2. Утилиты, которые обещают лишнее...........................4</w:t>
+      </w:r>
+    </w:p>
+    <w:p>
+      <w:r>
+        <w:t>2.1. Программы ускорения.....................................4</w:t>
+      </w:r>
+    </w:p>
+    <w:p>
+      <w:r>
+        <w:t>2.2. Разумный подход.........................................4</w:t>
       </w:r>
     </w:p>
     <w:p>
@@ -132,7 +152,17 @@
     <w:p/>
     <w:p>
       <w:r>
+        <w:t>1.1. Обслуживание дисков</w:t>
+      </w:r>
+    </w:p>
+    <w:p>
+      <w:r>
         <w:t>Программы обслуживания дисков проверяют  накопитель на ошибки, показывают, чем занято место, и удаляют временные файлы. Отдельная их разновидность — средства проверки состояния накопителя, которые читают счётчики самого диска  и предупреждают о скором отказе.</w:t>
+      </w:r>
+    </w:p>
+    <w:p>
+      <w:r>
+        <w:t>1.2. Архивация и резервное копирование</w:t>
       </w:r>
     </w:p>
     <w:p>
@@ -157,12 +187,22 @@
     <w:p/>
     <w:p>
       <w:r>
+        <w:t>2.1. Программы ускорения</w:t>
+      </w:r>
+    </w:p>
+    <w:p>
+      <w:r>
         <w:t>Отдельную нишу занимают программы «ускорения компьютера» и «очистки реестра». Реальный выигрыш они дают редко: заметное ускорение обычно приносит отключение лишних программ автозагрузки, а это делается средствами самой системы.</w:t>
       </w:r>
     </w:p>
     <w:p>
       <w:r>
         <w:t>Вреда от таких программ может быть больше, чем пользы: агрессивная очистка удаляет нужные записи, а бесплатные версии нередко устанавливают дополнения, о которых пользователь не просил. Скачанная со случайного сайта «оптимизация» — распространённый способ распространения нежелательных программ.</w:t>
+      </w:r>
+    </w:p>
+    <w:p>
+      <w:r>
+        <w:t>2.2. Разумный подход</w:t>
       </w:r>
     </w:p>
     <w:p>
